--- a/小金毛辩论赛摆摊/摊位策划案-数据平权AI下乡.docx
+++ b/小金毛辩论赛摆摊/摊位策划案-数据平权AI下乡.docx
@@ -62,7 +62,7 @@
           <w:sz w:val="18"/>
           <w:szCs w:val="18"/>
         </w:rPr>
-        <w:t xml:space="preserve">对外品牌：为工友敲键盘 ｜ 项目认同：为人民服务的公司</w:t>
+        <w:t xml:space="preserve">项目认同：为人民服务的公司（对外品牌待定）</w:t>
       </w:r>
     </w:p>
     <w:p>
@@ -219,7 +219,7 @@
                 <w:b w:val="false"/>
                 <w:bCs w:val="false"/>
               </w:rPr>
-              <w:t xml:space="preserve">Sun（“为工友敲键盘”筹备小队，3 人）</w:t>
+              <w:t xml:space="preserve">Sun 及 2 名伙伴（筹备中的小型软件团队）</w:t>
             </w:r>
           </w:p>
         </w:tc>
@@ -471,7 +471,7 @@
                 <w:b w:val="false"/>
                 <w:bCs w:val="false"/>
               </w:rPr>
-              <w:t xml:space="preserve">（提交前补填：手机 / 微信）</w:t>
+              <w:t xml:space="preserve">19925452049（手机 / 微信同号）</w:t>
             </w:r>
           </w:p>
         </w:tc>
@@ -746,7 +746,7 @@
         <w:rPr>
           <w:rFonts w:ascii="Arial" w:eastAsia="Microsoft YaHei"/>
         </w:rPr>
-        <w:t xml:space="preserve">（备注：若组委会场地用电紧张，我方可改为纯电池 / 离线方式，仅靠易拉宝与纸质传单展示，可不申请用电。请组委会按现场情况裁定。）</w:t>
+        <w:t xml:space="preserve">用电已确认：本摊位申请用电，并接受上述电箱及电工费安排。联系方式：19925452049（微信同号）。</w:t>
       </w:r>
     </w:p>
     <w:p>
